--- a/fase2/Evidencias Proyecto/Evidencias de Documentacion/06_Evidencia_Retrospectiva/Sprint_03/ANEXO_Evidencias_Retro_S03.docx
+++ b/fase2/Evidencias Proyecto/Evidencias de Documentacion/06_Evidencia_Retrospectiva/Sprint_03/ANEXO_Evidencias_Retro_S03.docx
@@ -10,7 +10,7 @@
         <w:rPr>
           <w:color w:val="0B5C8A"/>
         </w:rPr>
-        <w:t>Anexo — Evidencia Sprint 3 (pre-acta)</w:t>
+        <w:t>Anexo - Evidencia Sprint 3 (pre-acta)</w:t>
       </w:r>
     </w:p>
     <w:p>
@@ -86,7 +86,7 @@
           </w:tcPr>
           <w:p>
             <w:r>
-              <w:t>Retro técnica (pre-sesión)</w:t>
+              <w:t>Retro técnica (cerrada 15/10/2026)</w:t>
             </w:r>
           </w:p>
         </w:tc>
